--- a/EXPORTS/DOCX/published/niveau0/English/TopLevel.docx
+++ b/EXPORTS/DOCX/published/niveau0/English/TopLevel.docx
@@ -245,7 +245,7 @@
           <w:sz w:val="24"/>
           <w:u w:val="single"/>
         </w:rPr>
-        <w:hyperlink r:id="rId9" w:history="1">
+        <w:hyperlink r:id="rId10" w:history="1">
           <w:r>
             <w:rPr>
               <w:rStyle w:val="Hyperlink"/>
@@ -274,7 +274,7 @@
           <w:sz w:val="24"/>
           <w:u w:val="single"/>
         </w:rPr>
-        <w:hyperlink r:id="rId9" w:history="1">
+        <w:hyperlink r:id="rId10" w:history="1">
           <w:r>
             <w:rPr>
               <w:rStyle w:val="Hyperlink"/>
